--- a/docx/en/BUFRCREX_TableB_en_21.docx
+++ b/docx/en/BUFRCREX_TableB_en_21.docx
@@ -239,7 +239,7 @@
                 <w:b w:val="0"/>
                 <w:sz w:val="16"/>
               </w:rPr>
-              <w:t>021001</w:t>
+              <w:t>0 21 001</w:t>
             </w:r>
           </w:p>
         </w:tc>
@@ -403,7 +403,7 @@
                 <w:b w:val="0"/>
                 <w:sz w:val="16"/>
               </w:rPr>
-              <w:t>021002</w:t>
+              <w:t>0 21 002</w:t>
             </w:r>
           </w:p>
         </w:tc>
@@ -567,7 +567,7 @@
                 <w:b w:val="0"/>
                 <w:sz w:val="16"/>
               </w:rPr>
-              <w:t>021003</w:t>
+              <w:t>0 21 003</w:t>
             </w:r>
           </w:p>
         </w:tc>
@@ -731,7 +731,7 @@
                 <w:b w:val="0"/>
                 <w:sz w:val="16"/>
               </w:rPr>
-              <w:t>021004</w:t>
+              <w:t>0 21 004</w:t>
             </w:r>
           </w:p>
         </w:tc>
@@ -895,7 +895,7 @@
                 <w:b w:val="0"/>
                 <w:sz w:val="16"/>
               </w:rPr>
-              <w:t>021005</w:t>
+              <w:t>0 21 005</w:t>
             </w:r>
           </w:p>
         </w:tc>
@@ -1059,7 +1059,7 @@
                 <w:b w:val="0"/>
                 <w:sz w:val="16"/>
               </w:rPr>
-              <w:t>021006</w:t>
+              <w:t>0 21 006</w:t>
             </w:r>
           </w:p>
         </w:tc>
@@ -1223,7 +1223,7 @@
                 <w:b w:val="0"/>
                 <w:sz w:val="16"/>
               </w:rPr>
-              <w:t>021007</w:t>
+              <w:t>0 21 007</w:t>
             </w:r>
           </w:p>
         </w:tc>
@@ -1387,7 +1387,7 @@
                 <w:b w:val="0"/>
                 <w:sz w:val="16"/>
               </w:rPr>
-              <w:t>021008</w:t>
+              <w:t>0 21 008</w:t>
             </w:r>
           </w:p>
         </w:tc>
@@ -1551,7 +1551,7 @@
                 <w:b w:val="0"/>
                 <w:sz w:val="16"/>
               </w:rPr>
-              <w:t>021009</w:t>
+              <w:t>0 21 009</w:t>
             </w:r>
           </w:p>
         </w:tc>
@@ -1715,7 +1715,7 @@
                 <w:b w:val="0"/>
                 <w:sz w:val="16"/>
               </w:rPr>
-              <w:t>021010</w:t>
+              <w:t>0 21 010</w:t>
             </w:r>
           </w:p>
         </w:tc>
@@ -1879,7 +1879,7 @@
                 <w:b w:val="0"/>
                 <w:sz w:val="16"/>
               </w:rPr>
-              <w:t>021011</w:t>
+              <w:t>0 21 011</w:t>
             </w:r>
           </w:p>
         </w:tc>
@@ -2043,7 +2043,7 @@
                 <w:b w:val="0"/>
                 <w:sz w:val="16"/>
               </w:rPr>
-              <w:t>021012</w:t>
+              <w:t>0 21 012</w:t>
             </w:r>
           </w:p>
         </w:tc>
@@ -2207,7 +2207,7 @@
                 <w:b w:val="0"/>
                 <w:sz w:val="16"/>
               </w:rPr>
-              <w:t>021013</w:t>
+              <w:t>0 21 013</w:t>
             </w:r>
           </w:p>
         </w:tc>
@@ -2371,7 +2371,7 @@
                 <w:b w:val="0"/>
                 <w:sz w:val="16"/>
               </w:rPr>
-              <w:t>021014</w:t>
+              <w:t>0 21 014</w:t>
             </w:r>
           </w:p>
         </w:tc>
@@ -2535,7 +2535,7 @@
                 <w:b w:val="0"/>
                 <w:sz w:val="16"/>
               </w:rPr>
-              <w:t>021017</w:t>
+              <w:t>0 21 017</w:t>
             </w:r>
           </w:p>
         </w:tc>
@@ -2699,7 +2699,7 @@
                 <w:b w:val="0"/>
                 <w:sz w:val="16"/>
               </w:rPr>
-              <w:t>021018</w:t>
+              <w:t>0 21 018</w:t>
             </w:r>
           </w:p>
         </w:tc>
@@ -2863,7 +2863,7 @@
                 <w:b w:val="0"/>
                 <w:sz w:val="16"/>
               </w:rPr>
-              <w:t>021019</w:t>
+              <w:t>0 21 019</w:t>
             </w:r>
           </w:p>
         </w:tc>
@@ -3027,7 +3027,7 @@
                 <w:b w:val="0"/>
                 <w:sz w:val="16"/>
               </w:rPr>
-              <w:t>021020</w:t>
+              <w:t>0 21 020</w:t>
             </w:r>
           </w:p>
         </w:tc>
@@ -3188,7 +3188,7 @@
                 <w:b w:val="0"/>
                 <w:sz w:val="16"/>
               </w:rPr>
-              <w:t>021021</w:t>
+              <w:t>0 21 021</w:t>
             </w:r>
           </w:p>
         </w:tc>
@@ -3352,7 +3352,7 @@
                 <w:b w:val="0"/>
                 <w:sz w:val="16"/>
               </w:rPr>
-              <w:t>021022</w:t>
+              <w:t>0 21 022</w:t>
             </w:r>
           </w:p>
         </w:tc>
@@ -3516,7 +3516,7 @@
                 <w:b w:val="0"/>
                 <w:sz w:val="16"/>
               </w:rPr>
-              <w:t>021023</w:t>
+              <w:t>0 21 023</w:t>
             </w:r>
           </w:p>
         </w:tc>
@@ -3680,7 +3680,7 @@
                 <w:b w:val="0"/>
                 <w:sz w:val="16"/>
               </w:rPr>
-              <w:t>021024</w:t>
+              <w:t>0 21 024</w:t>
             </w:r>
           </w:p>
         </w:tc>
@@ -3844,7 +3844,7 @@
                 <w:b w:val="0"/>
                 <w:sz w:val="16"/>
               </w:rPr>
-              <w:t>021025</w:t>
+              <w:t>0 21 025</w:t>
             </w:r>
           </w:p>
         </w:tc>
@@ -4008,7 +4008,7 @@
                 <w:b w:val="0"/>
                 <w:sz w:val="16"/>
               </w:rPr>
-              <w:t>021026</w:t>
+              <w:t>0 21 026</w:t>
             </w:r>
           </w:p>
         </w:tc>
@@ -4172,7 +4172,7 @@
                 <w:b w:val="0"/>
                 <w:sz w:val="16"/>
               </w:rPr>
-              <w:t>021027</w:t>
+              <w:t>0 21 027</w:t>
             </w:r>
           </w:p>
         </w:tc>
@@ -4336,7 +4336,7 @@
                 <w:b w:val="0"/>
                 <w:sz w:val="16"/>
               </w:rPr>
-              <w:t>021028</w:t>
+              <w:t>0 21 028</w:t>
             </w:r>
           </w:p>
         </w:tc>
@@ -4500,7 +4500,7 @@
                 <w:b w:val="0"/>
                 <w:sz w:val="16"/>
               </w:rPr>
-              <w:t>021029</w:t>
+              <w:t>0 21 029</w:t>
             </w:r>
           </w:p>
         </w:tc>
@@ -4664,7 +4664,7 @@
                 <w:b w:val="0"/>
                 <w:sz w:val="16"/>
               </w:rPr>
-              <w:t>021030</w:t>
+              <w:t>0 21 030</w:t>
             </w:r>
           </w:p>
         </w:tc>
@@ -4828,7 +4828,7 @@
                 <w:b w:val="0"/>
                 <w:sz w:val="16"/>
               </w:rPr>
-              <w:t>021031</w:t>
+              <w:t>0 21 031</w:t>
             </w:r>
           </w:p>
         </w:tc>
@@ -4992,7 +4992,7 @@
                 <w:b w:val="0"/>
                 <w:sz w:val="16"/>
               </w:rPr>
-              <w:t>021036</w:t>
+              <w:t>0 21 036</w:t>
             </w:r>
           </w:p>
         </w:tc>
@@ -5156,7 +5156,7 @@
                 <w:b w:val="0"/>
                 <w:sz w:val="16"/>
               </w:rPr>
-              <w:t>021041</w:t>
+              <w:t>0 21 041</w:t>
             </w:r>
           </w:p>
         </w:tc>
@@ -5320,7 +5320,7 @@
                 <w:b w:val="0"/>
                 <w:sz w:val="16"/>
               </w:rPr>
-              <w:t>021051</w:t>
+              <w:t>0 21 051</w:t>
             </w:r>
           </w:p>
         </w:tc>
@@ -5484,7 +5484,7 @@
                 <w:b w:val="0"/>
                 <w:sz w:val="16"/>
               </w:rPr>
-              <w:t>021062</w:t>
+              <w:t>0 21 062</w:t>
             </w:r>
           </w:p>
         </w:tc>
@@ -5648,7 +5648,7 @@
                 <w:b w:val="0"/>
                 <w:sz w:val="16"/>
               </w:rPr>
-              <w:t>021063</w:t>
+              <w:t>0 21 063</w:t>
             </w:r>
           </w:p>
         </w:tc>
@@ -5812,7 +5812,7 @@
                 <w:b w:val="0"/>
                 <w:sz w:val="16"/>
               </w:rPr>
-              <w:t>021064</w:t>
+              <w:t>0 21 064</w:t>
             </w:r>
           </w:p>
         </w:tc>
@@ -5976,7 +5976,7 @@
                 <w:b w:val="0"/>
                 <w:sz w:val="16"/>
               </w:rPr>
-              <w:t>021065</w:t>
+              <w:t>0 21 065</w:t>
             </w:r>
           </w:p>
         </w:tc>
@@ -6140,7 +6140,7 @@
                 <w:b w:val="0"/>
                 <w:sz w:val="16"/>
               </w:rPr>
-              <w:t>021066</w:t>
+              <w:t>0 21 066</w:t>
             </w:r>
           </w:p>
         </w:tc>
@@ -6304,7 +6304,7 @@
                 <w:b w:val="0"/>
                 <w:sz w:val="16"/>
               </w:rPr>
-              <w:t>021067</w:t>
+              <w:t>0 21 067</w:t>
             </w:r>
           </w:p>
         </w:tc>
@@ -6468,7 +6468,7 @@
                 <w:b w:val="0"/>
                 <w:sz w:val="16"/>
               </w:rPr>
-              <w:t>021068</w:t>
+              <w:t>0 21 068</w:t>
             </w:r>
           </w:p>
         </w:tc>
@@ -6632,7 +6632,7 @@
                 <w:b w:val="0"/>
                 <w:sz w:val="16"/>
               </w:rPr>
-              <w:t>021069</w:t>
+              <w:t>0 21 069</w:t>
             </w:r>
           </w:p>
         </w:tc>
@@ -6796,7 +6796,7 @@
                 <w:b w:val="0"/>
                 <w:sz w:val="16"/>
               </w:rPr>
-              <w:t>021070</w:t>
+              <w:t>0 21 070</w:t>
             </w:r>
           </w:p>
         </w:tc>
@@ -6960,7 +6960,7 @@
                 <w:b w:val="0"/>
                 <w:sz w:val="16"/>
               </w:rPr>
-              <w:t>021071</w:t>
+              <w:t>0 21 071</w:t>
             </w:r>
           </w:p>
         </w:tc>
@@ -7124,7 +7124,7 @@
                 <w:b w:val="0"/>
                 <w:sz w:val="16"/>
               </w:rPr>
-              <w:t>021072</w:t>
+              <w:t>0 21 072</w:t>
             </w:r>
           </w:p>
         </w:tc>
@@ -7288,7 +7288,7 @@
                 <w:b w:val="0"/>
                 <w:sz w:val="16"/>
               </w:rPr>
-              <w:t>021073</w:t>
+              <w:t>0 21 073</w:t>
             </w:r>
           </w:p>
         </w:tc>
@@ -7452,7 +7452,7 @@
                 <w:b w:val="0"/>
                 <w:sz w:val="16"/>
               </w:rPr>
-              <w:t>021075</w:t>
+              <w:t>0 21 075</w:t>
             </w:r>
           </w:p>
         </w:tc>
@@ -7616,7 +7616,7 @@
                 <w:b w:val="0"/>
                 <w:sz w:val="16"/>
               </w:rPr>
-              <w:t>021076</w:t>
+              <w:t>0 21 076</w:t>
             </w:r>
           </w:p>
         </w:tc>
@@ -7780,7 +7780,7 @@
                 <w:b w:val="0"/>
                 <w:sz w:val="16"/>
               </w:rPr>
-              <w:t>021077</w:t>
+              <w:t>0 21 077</w:t>
             </w:r>
           </w:p>
         </w:tc>
@@ -7944,7 +7944,7 @@
                 <w:b w:val="0"/>
                 <w:sz w:val="16"/>
               </w:rPr>
-              <w:t>021078</w:t>
+              <w:t>0 21 078</w:t>
             </w:r>
           </w:p>
         </w:tc>
@@ -8108,7 +8108,7 @@
                 <w:b w:val="0"/>
                 <w:sz w:val="16"/>
               </w:rPr>
-              <w:t>021079</w:t>
+              <w:t>0 21 079</w:t>
             </w:r>
           </w:p>
         </w:tc>
@@ -8272,7 +8272,7 @@
                 <w:b w:val="0"/>
                 <w:sz w:val="16"/>
               </w:rPr>
-              <w:t>021080</w:t>
+              <w:t>0 21 080</w:t>
             </w:r>
           </w:p>
         </w:tc>
@@ -8436,7 +8436,7 @@
                 <w:b w:val="0"/>
                 <w:sz w:val="16"/>
               </w:rPr>
-              <w:t>021081</w:t>
+              <w:t>0 21 081</w:t>
             </w:r>
           </w:p>
         </w:tc>
@@ -8600,7 +8600,7 @@
                 <w:b w:val="0"/>
                 <w:sz w:val="16"/>
               </w:rPr>
-              <w:t>021082</w:t>
+              <w:t>0 21 082</w:t>
             </w:r>
           </w:p>
         </w:tc>
@@ -8764,7 +8764,7 @@
                 <w:b w:val="0"/>
                 <w:sz w:val="16"/>
               </w:rPr>
-              <w:t>021083</w:t>
+              <w:t>0 21 083</w:t>
             </w:r>
           </w:p>
         </w:tc>
@@ -8928,7 +8928,7 @@
                 <w:b w:val="0"/>
                 <w:sz w:val="16"/>
               </w:rPr>
-              <w:t>021084</w:t>
+              <w:t>0 21 084</w:t>
             </w:r>
           </w:p>
         </w:tc>
@@ -9092,7 +9092,7 @@
                 <w:b w:val="0"/>
                 <w:sz w:val="16"/>
               </w:rPr>
-              <w:t>021085</w:t>
+              <w:t>0 21 085</w:t>
             </w:r>
           </w:p>
         </w:tc>
@@ -9256,7 +9256,7 @@
                 <w:b w:val="0"/>
                 <w:sz w:val="16"/>
               </w:rPr>
-              <w:t>021086</w:t>
+              <w:t>0 21 086</w:t>
             </w:r>
           </w:p>
         </w:tc>
@@ -9420,7 +9420,7 @@
                 <w:b w:val="0"/>
                 <w:sz w:val="16"/>
               </w:rPr>
-              <w:t>021087</w:t>
+              <w:t>0 21 087</w:t>
             </w:r>
           </w:p>
         </w:tc>
@@ -9584,7 +9584,7 @@
                 <w:b w:val="0"/>
                 <w:sz w:val="16"/>
               </w:rPr>
-              <w:t>021088</w:t>
+              <w:t>0 21 088</w:t>
             </w:r>
           </w:p>
         </w:tc>
@@ -9748,7 +9748,7 @@
                 <w:b w:val="0"/>
                 <w:sz w:val="16"/>
               </w:rPr>
-              <w:t>021091</w:t>
+              <w:t>0 21 091</w:t>
             </w:r>
           </w:p>
         </w:tc>
@@ -9912,7 +9912,7 @@
                 <w:b w:val="0"/>
                 <w:sz w:val="16"/>
               </w:rPr>
-              <w:t>021092</w:t>
+              <w:t>0 21 092</w:t>
             </w:r>
           </w:p>
         </w:tc>
@@ -10076,7 +10076,7 @@
                 <w:b w:val="0"/>
                 <w:sz w:val="16"/>
               </w:rPr>
-              <w:t>021093</w:t>
+              <w:t>0 21 093</w:t>
             </w:r>
           </w:p>
         </w:tc>
@@ -10240,7 +10240,7 @@
                 <w:b w:val="0"/>
                 <w:sz w:val="16"/>
               </w:rPr>
-              <w:t>021094</w:t>
+              <w:t>0 21 094</w:t>
             </w:r>
           </w:p>
         </w:tc>
@@ -10404,7 +10404,7 @@
                 <w:b w:val="0"/>
                 <w:sz w:val="16"/>
               </w:rPr>
-              <w:t>021095</w:t>
+              <w:t>0 21 095</w:t>
             </w:r>
           </w:p>
         </w:tc>
@@ -10568,7 +10568,7 @@
                 <w:b w:val="0"/>
                 <w:sz w:val="16"/>
               </w:rPr>
-              <w:t>021096</w:t>
+              <w:t>0 21 096</w:t>
             </w:r>
           </w:p>
         </w:tc>
@@ -10732,7 +10732,7 @@
                 <w:b w:val="0"/>
                 <w:sz w:val="16"/>
               </w:rPr>
-              <w:t>021097</w:t>
+              <w:t>0 21 097</w:t>
             </w:r>
           </w:p>
         </w:tc>
@@ -10896,7 +10896,7 @@
                 <w:b w:val="0"/>
                 <w:sz w:val="16"/>
               </w:rPr>
-              <w:t>021101</w:t>
+              <w:t>0 21 101</w:t>
             </w:r>
           </w:p>
         </w:tc>
@@ -11060,7 +11060,7 @@
                 <w:b w:val="0"/>
                 <w:sz w:val="16"/>
               </w:rPr>
-              <w:t>021102</w:t>
+              <w:t>0 21 102</w:t>
             </w:r>
           </w:p>
         </w:tc>
@@ -11224,7 +11224,7 @@
                 <w:b w:val="0"/>
                 <w:sz w:val="16"/>
               </w:rPr>
-              <w:t>021103</w:t>
+              <w:t>0 21 103</w:t>
             </w:r>
           </w:p>
         </w:tc>
@@ -11388,7 +11388,7 @@
                 <w:b w:val="0"/>
                 <w:sz w:val="16"/>
               </w:rPr>
-              <w:t>021104</w:t>
+              <w:t>0 21 104</w:t>
             </w:r>
           </w:p>
         </w:tc>
@@ -11552,7 +11552,7 @@
                 <w:b w:val="0"/>
                 <w:sz w:val="16"/>
               </w:rPr>
-              <w:t>021105</w:t>
+              <w:t>0 21 105</w:t>
             </w:r>
           </w:p>
         </w:tc>
@@ -11716,7 +11716,7 @@
                 <w:b w:val="0"/>
                 <w:sz w:val="16"/>
               </w:rPr>
-              <w:t>021106</w:t>
+              <w:t>0 21 106</w:t>
             </w:r>
           </w:p>
         </w:tc>
@@ -11880,7 +11880,7 @@
                 <w:b w:val="0"/>
                 <w:sz w:val="16"/>
               </w:rPr>
-              <w:t>021107</w:t>
+              <w:t>0 21 107</w:t>
             </w:r>
           </w:p>
         </w:tc>
@@ -12044,7 +12044,7 @@
                 <w:b w:val="0"/>
                 <w:sz w:val="16"/>
               </w:rPr>
-              <w:t>021109</w:t>
+              <w:t>0 21 109</w:t>
             </w:r>
           </w:p>
         </w:tc>
@@ -12208,7 +12208,7 @@
                 <w:b w:val="0"/>
                 <w:sz w:val="16"/>
               </w:rPr>
-              <w:t>021110</w:t>
+              <w:t>0 21 110</w:t>
             </w:r>
           </w:p>
         </w:tc>
@@ -12372,7 +12372,7 @@
                 <w:b w:val="0"/>
                 <w:sz w:val="16"/>
               </w:rPr>
-              <w:t>021111</w:t>
+              <w:t>0 21 111</w:t>
             </w:r>
           </w:p>
         </w:tc>
@@ -12536,7 +12536,7 @@
                 <w:b w:val="0"/>
                 <w:sz w:val="16"/>
               </w:rPr>
-              <w:t>021112</w:t>
+              <w:t>0 21 112</w:t>
             </w:r>
           </w:p>
         </w:tc>
@@ -12700,7 +12700,7 @@
                 <w:b w:val="0"/>
                 <w:sz w:val="16"/>
               </w:rPr>
-              <w:t>021113</w:t>
+              <w:t>0 21 113</w:t>
             </w:r>
           </w:p>
         </w:tc>
@@ -12864,7 +12864,7 @@
                 <w:b w:val="0"/>
                 <w:sz w:val="16"/>
               </w:rPr>
-              <w:t>021114</w:t>
+              <w:t>0 21 114</w:t>
             </w:r>
           </w:p>
         </w:tc>
@@ -13028,7 +13028,7 @@
                 <w:b w:val="0"/>
                 <w:sz w:val="16"/>
               </w:rPr>
-              <w:t>021115</w:t>
+              <w:t>0 21 115</w:t>
             </w:r>
           </w:p>
         </w:tc>
@@ -13192,7 +13192,7 @@
                 <w:b w:val="0"/>
                 <w:sz w:val="16"/>
               </w:rPr>
-              <w:t>021116</w:t>
+              <w:t>0 21 116</w:t>
             </w:r>
           </w:p>
         </w:tc>
@@ -13356,7 +13356,7 @@
                 <w:b w:val="0"/>
                 <w:sz w:val="16"/>
               </w:rPr>
-              <w:t>021117</w:t>
+              <w:t>0 21 117</w:t>
             </w:r>
           </w:p>
         </w:tc>
@@ -13520,7 +13520,7 @@
                 <w:b w:val="0"/>
                 <w:sz w:val="16"/>
               </w:rPr>
-              <w:t>021118</w:t>
+              <w:t>0 21 118</w:t>
             </w:r>
           </w:p>
         </w:tc>
@@ -13684,7 +13684,7 @@
                 <w:b w:val="0"/>
                 <w:sz w:val="16"/>
               </w:rPr>
-              <w:t>021119</w:t>
+              <w:t>0 21 119</w:t>
             </w:r>
           </w:p>
         </w:tc>
@@ -13848,7 +13848,7 @@
                 <w:b w:val="0"/>
                 <w:sz w:val="16"/>
               </w:rPr>
-              <w:t>021120</w:t>
+              <w:t>0 21 120</w:t>
             </w:r>
           </w:p>
         </w:tc>
@@ -14012,7 +14012,7 @@
                 <w:b w:val="0"/>
                 <w:sz w:val="16"/>
               </w:rPr>
-              <w:t>021121</w:t>
+              <w:t>0 21 121</w:t>
             </w:r>
           </w:p>
         </w:tc>
@@ -14176,7 +14176,7 @@
                 <w:b w:val="0"/>
                 <w:sz w:val="16"/>
               </w:rPr>
-              <w:t>021122</w:t>
+              <w:t>0 21 122</w:t>
             </w:r>
           </w:p>
         </w:tc>
@@ -14340,7 +14340,7 @@
                 <w:b w:val="0"/>
                 <w:sz w:val="16"/>
               </w:rPr>
-              <w:t>021123</w:t>
+              <w:t>0 21 123</w:t>
             </w:r>
           </w:p>
         </w:tc>
@@ -14504,7 +14504,7 @@
                 <w:b w:val="0"/>
                 <w:sz w:val="16"/>
               </w:rPr>
-              <w:t>021128</w:t>
+              <w:t>0 21 128</w:t>
             </w:r>
           </w:p>
         </w:tc>
@@ -14668,7 +14668,7 @@
                 <w:b w:val="0"/>
                 <w:sz w:val="16"/>
               </w:rPr>
-              <w:t>021130</w:t>
+              <w:t>0 21 130</w:t>
             </w:r>
           </w:p>
         </w:tc>
@@ -14832,7 +14832,7 @@
                 <w:b w:val="0"/>
                 <w:sz w:val="16"/>
               </w:rPr>
-              <w:t>021131</w:t>
+              <w:t>0 21 131</w:t>
             </w:r>
           </w:p>
         </w:tc>
@@ -14996,7 +14996,7 @@
                 <w:b w:val="0"/>
                 <w:sz w:val="16"/>
               </w:rPr>
-              <w:t>021132</w:t>
+              <w:t>0 21 132</w:t>
             </w:r>
           </w:p>
         </w:tc>
@@ -15160,7 +15160,7 @@
                 <w:b w:val="0"/>
                 <w:sz w:val="16"/>
               </w:rPr>
-              <w:t>021133</w:t>
+              <w:t>0 21 133</w:t>
             </w:r>
           </w:p>
         </w:tc>
@@ -15324,7 +15324,7 @@
                 <w:b w:val="0"/>
                 <w:sz w:val="16"/>
               </w:rPr>
-              <w:t>021134</w:t>
+              <w:t>0 21 134</w:t>
             </w:r>
           </w:p>
         </w:tc>
@@ -15488,7 +15488,7 @@
                 <w:b w:val="0"/>
                 <w:sz w:val="16"/>
               </w:rPr>
-              <w:t>021135</w:t>
+              <w:t>0 21 135</w:t>
             </w:r>
           </w:p>
         </w:tc>
@@ -15652,7 +15652,7 @@
                 <w:b w:val="0"/>
                 <w:sz w:val="16"/>
               </w:rPr>
-              <w:t>021136</w:t>
+              <w:t>0 21 136</w:t>
             </w:r>
           </w:p>
         </w:tc>
@@ -15816,7 +15816,7 @@
                 <w:b w:val="0"/>
                 <w:sz w:val="16"/>
               </w:rPr>
-              <w:t>021137</w:t>
+              <w:t>0 21 137</w:t>
             </w:r>
           </w:p>
         </w:tc>
@@ -15980,7 +15980,7 @@
                 <w:b w:val="0"/>
                 <w:sz w:val="16"/>
               </w:rPr>
-              <w:t>021138</w:t>
+              <w:t>0 21 138</w:t>
             </w:r>
           </w:p>
         </w:tc>
@@ -16144,7 +16144,7 @@
                 <w:b w:val="0"/>
                 <w:sz w:val="16"/>
               </w:rPr>
-              <w:t>021139</w:t>
+              <w:t>0 21 139</w:t>
             </w:r>
           </w:p>
         </w:tc>
@@ -16308,7 +16308,7 @@
                 <w:b w:val="0"/>
                 <w:sz w:val="16"/>
               </w:rPr>
-              <w:t>021140</w:t>
+              <w:t>0 21 140</w:t>
             </w:r>
           </w:p>
         </w:tc>
@@ -16472,7 +16472,7 @@
                 <w:b w:val="0"/>
                 <w:sz w:val="16"/>
               </w:rPr>
-              <w:t>021141</w:t>
+              <w:t>0 21 141</w:t>
             </w:r>
           </w:p>
         </w:tc>
@@ -16636,7 +16636,7 @@
                 <w:b w:val="0"/>
                 <w:sz w:val="16"/>
               </w:rPr>
-              <w:t>021142</w:t>
+              <w:t>0 21 142</w:t>
             </w:r>
           </w:p>
         </w:tc>
@@ -16800,7 +16800,7 @@
                 <w:b w:val="0"/>
                 <w:sz w:val="16"/>
               </w:rPr>
-              <w:t>021143</w:t>
+              <w:t>0 21 143</w:t>
             </w:r>
           </w:p>
         </w:tc>
@@ -16964,7 +16964,7 @@
                 <w:b w:val="0"/>
                 <w:sz w:val="16"/>
               </w:rPr>
-              <w:t>021144</w:t>
+              <w:t>0 21 144</w:t>
             </w:r>
           </w:p>
         </w:tc>
@@ -17128,7 +17128,7 @@
                 <w:b w:val="0"/>
                 <w:sz w:val="16"/>
               </w:rPr>
-              <w:t>021145</w:t>
+              <w:t>0 21 145</w:t>
             </w:r>
           </w:p>
         </w:tc>
@@ -17292,7 +17292,7 @@
                 <w:b w:val="0"/>
                 <w:sz w:val="16"/>
               </w:rPr>
-              <w:t>021146</w:t>
+              <w:t>0 21 146</w:t>
             </w:r>
           </w:p>
         </w:tc>
@@ -17456,7 +17456,7 @@
                 <w:b w:val="0"/>
                 <w:sz w:val="16"/>
               </w:rPr>
-              <w:t>021147</w:t>
+              <w:t>0 21 147</w:t>
             </w:r>
           </w:p>
         </w:tc>
@@ -17620,7 +17620,7 @@
                 <w:b w:val="0"/>
                 <w:sz w:val="16"/>
               </w:rPr>
-              <w:t>021148</w:t>
+              <w:t>0 21 148</w:t>
             </w:r>
           </w:p>
         </w:tc>
@@ -17784,7 +17784,7 @@
                 <w:b w:val="0"/>
                 <w:sz w:val="16"/>
               </w:rPr>
-              <w:t>021150</w:t>
+              <w:t>0 21 150</w:t>
             </w:r>
           </w:p>
         </w:tc>
@@ -17948,7 +17948,7 @@
                 <w:b w:val="0"/>
                 <w:sz w:val="16"/>
               </w:rPr>
-              <w:t>021151</w:t>
+              <w:t>0 21 151</w:t>
             </w:r>
           </w:p>
         </w:tc>
@@ -18112,7 +18112,7 @@
                 <w:b w:val="0"/>
                 <w:sz w:val="16"/>
               </w:rPr>
-              <w:t>021152</w:t>
+              <w:t>0 21 152</w:t>
             </w:r>
           </w:p>
         </w:tc>
@@ -18276,7 +18276,7 @@
                 <w:b w:val="0"/>
                 <w:sz w:val="16"/>
               </w:rPr>
-              <w:t>021153</w:t>
+              <w:t>0 21 153</w:t>
             </w:r>
           </w:p>
         </w:tc>
@@ -18440,7 +18440,7 @@
                 <w:b w:val="0"/>
                 <w:sz w:val="16"/>
               </w:rPr>
-              <w:t>021154</w:t>
+              <w:t>0 21 154</w:t>
             </w:r>
           </w:p>
         </w:tc>
@@ -18604,7 +18604,7 @@
                 <w:b w:val="0"/>
                 <w:sz w:val="16"/>
               </w:rPr>
-              <w:t>021155</w:t>
+              <w:t>0 21 155</w:t>
             </w:r>
           </w:p>
         </w:tc>
@@ -18768,7 +18768,7 @@
                 <w:b w:val="0"/>
                 <w:sz w:val="16"/>
               </w:rPr>
-              <w:t>021156</w:t>
+              <w:t>0 21 156</w:t>
             </w:r>
           </w:p>
         </w:tc>
@@ -18932,7 +18932,7 @@
                 <w:b w:val="0"/>
                 <w:sz w:val="16"/>
               </w:rPr>
-              <w:t>021157</w:t>
+              <w:t>0 21 157</w:t>
             </w:r>
           </w:p>
         </w:tc>
@@ -19096,7 +19096,7 @@
                 <w:b w:val="0"/>
                 <w:sz w:val="16"/>
               </w:rPr>
-              <w:t>021158</w:t>
+              <w:t>0 21 158</w:t>
             </w:r>
           </w:p>
         </w:tc>
@@ -19260,7 +19260,7 @@
                 <w:b w:val="0"/>
                 <w:sz w:val="16"/>
               </w:rPr>
-              <w:t>021159</w:t>
+              <w:t>0 21 159</w:t>
             </w:r>
           </w:p>
         </w:tc>
@@ -19424,7 +19424,7 @@
                 <w:b w:val="0"/>
                 <w:sz w:val="16"/>
               </w:rPr>
-              <w:t>021160</w:t>
+              <w:t>0 21 160</w:t>
             </w:r>
           </w:p>
         </w:tc>
@@ -19588,7 +19588,7 @@
                 <w:b w:val="0"/>
                 <w:sz w:val="16"/>
               </w:rPr>
-              <w:t>021161</w:t>
+              <w:t>0 21 161</w:t>
             </w:r>
           </w:p>
         </w:tc>
@@ -19752,7 +19752,7 @@
                 <w:b w:val="0"/>
                 <w:sz w:val="16"/>
               </w:rPr>
-              <w:t>021162</w:t>
+              <w:t>0 21 162</w:t>
             </w:r>
           </w:p>
         </w:tc>
@@ -19916,7 +19916,7 @@
                 <w:b w:val="0"/>
                 <w:sz w:val="16"/>
               </w:rPr>
-              <w:t>021163</w:t>
+              <w:t>0 21 163</w:t>
             </w:r>
           </w:p>
         </w:tc>
@@ -20080,7 +20080,7 @@
                 <w:b w:val="0"/>
                 <w:sz w:val="16"/>
               </w:rPr>
-              <w:t>021164</w:t>
+              <w:t>0 21 164</w:t>
             </w:r>
           </w:p>
         </w:tc>
@@ -20244,7 +20244,7 @@
                 <w:b w:val="0"/>
                 <w:sz w:val="16"/>
               </w:rPr>
-              <w:t>021165</w:t>
+              <w:t>0 21 165</w:t>
             </w:r>
           </w:p>
         </w:tc>
@@ -20408,7 +20408,7 @@
                 <w:b w:val="0"/>
                 <w:sz w:val="16"/>
               </w:rPr>
-              <w:t>021166</w:t>
+              <w:t>0 21 166</w:t>
             </w:r>
           </w:p>
         </w:tc>
@@ -20572,7 +20572,7 @@
                 <w:b w:val="0"/>
                 <w:sz w:val="16"/>
               </w:rPr>
-              <w:t>021167</w:t>
+              <w:t>0 21 167</w:t>
             </w:r>
           </w:p>
         </w:tc>
@@ -20736,7 +20736,7 @@
                 <w:b w:val="0"/>
                 <w:sz w:val="16"/>
               </w:rPr>
-              <w:t>021169</w:t>
+              <w:t>0 21 169</w:t>
             </w:r>
           </w:p>
         </w:tc>
@@ -20900,7 +20900,7 @@
                 <w:b w:val="0"/>
                 <w:sz w:val="16"/>
               </w:rPr>
-              <w:t>021170</w:t>
+              <w:t>0 21 170</w:t>
             </w:r>
           </w:p>
         </w:tc>
@@ -21064,7 +21064,7 @@
                 <w:b w:val="0"/>
                 <w:sz w:val="16"/>
               </w:rPr>
-              <w:t>021171</w:t>
+              <w:t>0 21 171</w:t>
             </w:r>
           </w:p>
         </w:tc>
@@ -21228,7 +21228,7 @@
                 <w:b w:val="0"/>
                 <w:sz w:val="16"/>
               </w:rPr>
-              <w:t>021172</w:t>
+              <w:t>0 21 172</w:t>
             </w:r>
           </w:p>
         </w:tc>
@@ -21392,7 +21392,7 @@
                 <w:b w:val="0"/>
                 <w:sz w:val="16"/>
               </w:rPr>
-              <w:t>021173</w:t>
+              <w:t>0 21 173</w:t>
             </w:r>
           </w:p>
         </w:tc>
@@ -21556,7 +21556,7 @@
                 <w:b w:val="0"/>
                 <w:sz w:val="16"/>
               </w:rPr>
-              <w:t>021174</w:t>
+              <w:t>0 21 174</w:t>
             </w:r>
           </w:p>
         </w:tc>
@@ -21720,7 +21720,7 @@
                 <w:b w:val="0"/>
                 <w:sz w:val="16"/>
               </w:rPr>
-              <w:t>021175</w:t>
+              <w:t>0 21 175</w:t>
             </w:r>
           </w:p>
         </w:tc>
@@ -21884,7 +21884,7 @@
                 <w:b w:val="0"/>
                 <w:sz w:val="16"/>
               </w:rPr>
-              <w:t>021176</w:t>
+              <w:t>0 21 176</w:t>
             </w:r>
           </w:p>
         </w:tc>
@@ -22048,7 +22048,7 @@
                 <w:b w:val="0"/>
                 <w:sz w:val="16"/>
               </w:rPr>
-              <w:t>021177</w:t>
+              <w:t>0 21 177</w:t>
             </w:r>
           </w:p>
         </w:tc>
@@ -22212,7 +22212,7 @@
                 <w:b w:val="0"/>
                 <w:sz w:val="16"/>
               </w:rPr>
-              <w:t>021178</w:t>
+              <w:t>0 21 178</w:t>
             </w:r>
           </w:p>
         </w:tc>
@@ -22376,7 +22376,7 @@
                 <w:b w:val="0"/>
                 <w:sz w:val="16"/>
               </w:rPr>
-              <w:t>021179</w:t>
+              <w:t>0 21 179</w:t>
             </w:r>
           </w:p>
         </w:tc>
@@ -22540,7 +22540,7 @@
                 <w:b w:val="0"/>
                 <w:sz w:val="16"/>
               </w:rPr>
-              <w:t>021180</w:t>
+              <w:t>0 21 180</w:t>
             </w:r>
           </w:p>
         </w:tc>
@@ -22704,7 +22704,7 @@
                 <w:b w:val="0"/>
                 <w:sz w:val="16"/>
               </w:rPr>
-              <w:t>021181</w:t>
+              <w:t>0 21 181</w:t>
             </w:r>
           </w:p>
         </w:tc>
@@ -22868,7 +22868,7 @@
                 <w:b w:val="0"/>
                 <w:sz w:val="16"/>
               </w:rPr>
-              <w:t>021182</w:t>
+              <w:t>0 21 182</w:t>
             </w:r>
           </w:p>
         </w:tc>
@@ -23032,7 +23032,7 @@
                 <w:b w:val="0"/>
                 <w:sz w:val="16"/>
               </w:rPr>
-              <w:t>021183</w:t>
+              <w:t>0 21 183</w:t>
             </w:r>
           </w:p>
         </w:tc>
@@ -23196,7 +23196,7 @@
                 <w:b w:val="0"/>
                 <w:sz w:val="16"/>
               </w:rPr>
-              <w:t>021184</w:t>
+              <w:t>0 21 184</w:t>
             </w:r>
           </w:p>
         </w:tc>
@@ -23360,7 +23360,7 @@
                 <w:b w:val="0"/>
                 <w:sz w:val="16"/>
               </w:rPr>
-              <w:t>021185</w:t>
+              <w:t>0 21 185</w:t>
             </w:r>
           </w:p>
         </w:tc>
@@ -23524,7 +23524,7 @@
                 <w:b w:val="0"/>
                 <w:sz w:val="16"/>
               </w:rPr>
-              <w:t>021186</w:t>
+              <w:t>0 21 186</w:t>
             </w:r>
           </w:p>
         </w:tc>
@@ -23688,7 +23688,7 @@
                 <w:b w:val="0"/>
                 <w:sz w:val="16"/>
               </w:rPr>
-              <w:t>021187</w:t>
+              <w:t>0 21 187</w:t>
             </w:r>
           </w:p>
         </w:tc>
@@ -23852,7 +23852,7 @@
                 <w:b w:val="0"/>
                 <w:sz w:val="16"/>
               </w:rPr>
-              <w:t>021188</w:t>
+              <w:t>0 21 188</w:t>
             </w:r>
           </w:p>
         </w:tc>
@@ -24016,7 +24016,7 @@
                 <w:b w:val="0"/>
                 <w:sz w:val="16"/>
               </w:rPr>
-              <w:t>021189</w:t>
+              <w:t>0 21 189</w:t>
             </w:r>
           </w:p>
         </w:tc>

--- a/docx/en/BUFRCREX_TableB_en_21.docx
+++ b/docx/en/BUFRCREX_TableB_en_21.docx
@@ -28300,377 +28300,6 @@
         </w:tc>
       </w:tr>
     </w:tbl>
-    <w:p/>
-    <w:p>
-      <w:r>
-        <w:rPr>
-          <w:rFonts w:ascii="Verdana" w:hAnsi="Verdana"/>
-          <w:i/>
-          <w:sz w:val="14"/>
-        </w:rPr>
-        <w:t>Note 23: A precipitation value of -0.1 kg m-2 before scaling (-1 after scaling or in CREX) shall indicate a "trace" (non-measurable, less than 0.05 kg m-2).</w:t>
-      </w:r>
-    </w:p>
-    <w:p>
-      <w:r>
-        <w:rPr>
-          <w:rFonts w:ascii="Verdana" w:hAnsi="Verdana"/>
-          <w:i/>
-          <w:sz w:val="14"/>
-        </w:rPr>
-        <w:t>Note 25: A previously defined significance may be cancelled by transmitting a "missing" from the appropriate code or flag table.</w:t>
-      </w:r>
-    </w:p>
-    <w:p>
-      <w:r>
-        <w:rPr>
-          <w:rFonts w:ascii="Verdana" w:hAnsi="Verdana"/>
-          <w:i/>
-          <w:sz w:val="14"/>
-        </w:rPr>
-        <w:t>Note 27: All times are Universal Time Coordinated (UTC) unless otherwise noted.</w:t>
-      </w:r>
-    </w:p>
-    <w:p>
-      <w:r>
-        <w:rPr>
-          <w:rFonts w:ascii="Verdana" w:hAnsi="Verdana"/>
-          <w:i/>
-          <w:sz w:val="14"/>
-        </w:rPr>
-        <w:t>Note 32: Bearing or azimuth shall only be used with respect to a stated location, and shall not redefine that location.</w:t>
-      </w:r>
-    </w:p>
-    <w:p>
-      <w:r>
-        <w:rPr>
-          <w:rFonts w:ascii="Verdana" w:hAnsi="Verdana"/>
-          <w:i/>
-          <w:sz w:val="14"/>
-        </w:rPr>
-        <w:t>Note 62: Distance shall only be used with respect to a stated location and a bearing, azimuth or elevation; it shall not redefine that location.</w:t>
-      </w:r>
-    </w:p>
-    <w:p>
-      <w:r>
-        <w:rPr>
-          <w:rFonts w:ascii="Verdana" w:hAnsi="Verdana"/>
-          <w:i/>
-          <w:sz w:val="14"/>
-        </w:rPr>
-        <w:t>Note 63: Downward radiation shall be assigned positive values.</w:t>
-      </w:r>
-    </w:p>
-    <w:p>
-      <w:r>
-        <w:rPr>
-          <w:rFonts w:ascii="Verdana" w:hAnsi="Verdana"/>
-          <w:i/>
-          <w:sz w:val="14"/>
-        </w:rPr>
-        <w:t>Note 64: Downward w-components shall be assigned positive values where units are Pa s-1.</w:t>
-      </w:r>
-    </w:p>
-    <w:p>
-      <w:r>
-        <w:rPr>
-          <w:rFonts w:ascii="Verdana" w:hAnsi="Verdana"/>
-          <w:i/>
-          <w:sz w:val="14"/>
-        </w:rPr>
-        <w:t>Note 66: East to west increments shall be assigned negative values.</w:t>
-      </w:r>
-    </w:p>
-    <w:p>
-      <w:r>
-        <w:rPr>
-          <w:rFonts w:ascii="Verdana" w:hAnsi="Verdana"/>
-          <w:i/>
-          <w:sz w:val="14"/>
-        </w:rPr>
-        <w:t>Note 75: For CREX descriptors F = B, not 0.</w:t>
-      </w:r>
-    </w:p>
-    <w:p>
-      <w:r>
-        <w:rPr>
-          <w:rFonts w:ascii="Verdana" w:hAnsi="Verdana"/>
-          <w:i/>
-          <w:sz w:val="14"/>
-        </w:rPr>
-        <w:t>Note 92: In order to distinguish unambiguously the cases of missing data and saturated pixels, n-bit image data should be encoded using a data width of n+1. Where such a descriptor is not already available in Class 30, operator descriptor 2 01 YYY should be used to modify the data width of the existing entry as required.</w:t>
-      </w:r>
-    </w:p>
-    <w:p>
-      <w:r>
-        <w:rPr>
-          <w:rFonts w:ascii="Verdana" w:hAnsi="Verdana"/>
-          <w:i/>
-          <w:sz w:val="14"/>
-        </w:rPr>
-        <w:t>Note 105: Negative time periods or displacements shall be used to indicate time periods or displacements preceding the currently defined time.</w:t>
-      </w:r>
-    </w:p>
-    <w:p>
-      <w:r>
-        <w:rPr>
-          <w:rFonts w:ascii="Verdana" w:hAnsi="Verdana"/>
-          <w:i/>
-          <w:sz w:val="14"/>
-        </w:rPr>
-        <w:t>Note 110: North to south increments shall be assigned negative values.</w:t>
-      </w:r>
-    </w:p>
-    <w:p>
-      <w:r>
-        <w:rPr>
-          <w:rFonts w:ascii="Verdana" w:hAnsi="Verdana"/>
-          <w:i/>
-          <w:sz w:val="14"/>
-        </w:rPr>
-        <w:t>Note 115: Pixel data width can be changed with descriptor 2 01 YYY.</w:t>
-      </w:r>
-    </w:p>
-    <w:p>
-      <w:r>
-        <w:rPr>
-          <w:rFonts w:ascii="Verdana" w:hAnsi="Verdana"/>
-          <w:i/>
-          <w:sz w:val="14"/>
-        </w:rPr>
-        <w:t>Note 121: Some indication of expected accuracy may be implied in conjunction with certain elements in this class.</w:t>
-      </w:r>
-    </w:p>
-    <w:p>
-      <w:r>
-        <w:rPr>
-          <w:rFonts w:ascii="Verdana" w:hAnsi="Verdana"/>
-          <w:i/>
-          <w:sz w:val="14"/>
-        </w:rPr>
-        <w:t>Note 122: South latitude shall be assigned negative values.</w:t>
-      </w:r>
-    </w:p>
-    <w:p>
-      <w:r>
-        <w:rPr>
-          <w:rFonts w:ascii="Verdana" w:hAnsi="Verdana"/>
-          <w:i/>
-          <w:sz w:val="14"/>
-        </w:rPr>
-        <w:t>Note 123: South to north v-components shall be assigned positive values.</w:t>
-      </w:r>
-    </w:p>
-    <w:p>
-      <w:r>
-        <w:rPr>
-          <w:rFonts w:ascii="Verdana" w:hAnsi="Verdana"/>
-          <w:i/>
-          <w:sz w:val="14"/>
-        </w:rPr>
-        <w:t>Note 126: Surface wind direction measured at a station within 1° of the North Pole or within 1° of the South Pole shall be reported in such a way that the azimuth ring shall be aligned with its zero coinciding with the Greenwich 0° meridian.</w:t>
-      </w:r>
-    </w:p>
-    <w:p>
-      <w:r>
-        <w:rPr>
-          <w:rFonts w:ascii="Verdana" w:hAnsi="Verdana"/>
-          <w:i/>
-          <w:sz w:val="14"/>
-        </w:rPr>
-        <w:t>Note 140: The pixel size on horizontal - 1 is given at location where map scale factor is unity.</w:t>
-      </w:r>
-    </w:p>
-    <w:p>
-      <w:r>
-        <w:rPr>
-          <w:rFonts w:ascii="Verdana" w:hAnsi="Verdana"/>
-          <w:i/>
-          <w:sz w:val="14"/>
-        </w:rPr>
-        <w:t>Note 141: The pixel size on horizontal - 2 is given at location where map scale factor is unity.</w:t>
-      </w:r>
-    </w:p>
-    <w:p>
-      <w:r>
-        <w:rPr>
-          <w:rFonts w:ascii="Verdana" w:hAnsi="Verdana"/>
-          <w:i/>
-          <w:sz w:val="14"/>
-        </w:rPr>
-        <w:t>Note 145: The significance of time periods or displacements may be indicated using the time significance code corresponding to table reference 0 08 021.</w:t>
-      </w:r>
-    </w:p>
-    <w:p>
-      <w:r>
-        <w:rPr>
-          <w:rFonts w:ascii="Verdana" w:hAnsi="Verdana"/>
-          <w:i/>
-          <w:sz w:val="14"/>
-        </w:rPr>
-        <w:t>Note 149: The time location, when used with forecast values, shall indicate the time of the initial state for the forecast, or the beginning of the forecast period; when used with ensemble means of forecast values, the time location shall indicate the initial state or the beginning of the first forecast over which ensemble means are derived.</w:t>
-      </w:r>
-    </w:p>
-    <w:p>
-      <w:r>
-        <w:rPr>
-          <w:rFonts w:ascii="Verdana" w:hAnsi="Verdana"/>
-          <w:i/>
-          <w:sz w:val="14"/>
-        </w:rPr>
-        <w:t>Note 155: This class may also contain elements relating to observational procedures.</w:t>
-      </w:r>
-    </w:p>
-    <w:p>
-      <w:r>
-        <w:rPr>
-          <w:rFonts w:ascii="Verdana" w:hAnsi="Verdana"/>
-          <w:i/>
-          <w:sz w:val="14"/>
-        </w:rPr>
-        <w:t>Note 156: This class shall contain elements to describe the instrumentation used to obtain the meteorological elements reported.</w:t>
-      </w:r>
-    </w:p>
-    <w:p>
-      <w:r>
-        <w:rPr>
-          <w:rFonts w:ascii="Verdana" w:hAnsi="Verdana"/>
-          <w:i/>
-          <w:sz w:val="14"/>
-        </w:rPr>
-        <w:t>Note 158: Time periods or displacements and time increments require an initial time location to be defined prior to their use, followed where appropriate by a time significance definition.</w:t>
-      </w:r>
-    </w:p>
-    <w:p>
-      <w:r>
-        <w:rPr>
-          <w:rFonts w:ascii="Verdana" w:hAnsi="Verdana"/>
-          <w:i/>
-          <w:sz w:val="14"/>
-        </w:rPr>
-        <w:t>Note 160: Upward radiation shall be assigned negative values.</w:t>
-      </w:r>
-    </w:p>
-    <w:p>
-      <w:r>
-        <w:rPr>
-          <w:rFonts w:ascii="Verdana" w:hAnsi="Verdana"/>
-          <w:i/>
-          <w:sz w:val="14"/>
-        </w:rPr>
-        <w:t>Note 161: Upward w-components shall be assigned positive values where units are m s-1.</w:t>
-      </w:r>
-    </w:p>
-    <w:p>
-      <w:r>
-        <w:rPr>
-          <w:rFonts w:ascii="Verdana" w:hAnsi="Verdana"/>
-          <w:i/>
-          <w:sz w:val="14"/>
-        </w:rPr>
-        <w:t>Note 162: Useful ranges used above:1011 Bq to 1019 Bq for releases;10-2 Bq to 107 Bq and 10-2 mSv to 107 mSv for concentration and doses.</w:t>
-      </w:r>
-    </w:p>
-    <w:p>
-      <w:r>
-        <w:rPr>
-          <w:rFonts w:ascii="Verdana" w:hAnsi="Verdana"/>
-          <w:i/>
-          <w:sz w:val="14"/>
-        </w:rPr>
-        <w:t>Note 163: Values of latitude and latitude increments are limited to the range -90 degrees to +90 degrees.</w:t>
-      </w:r>
-    </w:p>
-    <w:p>
-      <w:r>
-        <w:rPr>
-          <w:rFonts w:ascii="Verdana" w:hAnsi="Verdana"/>
-          <w:i/>
-          <w:sz w:val="14"/>
-        </w:rPr>
-        <w:t>Note 164: Values of longitude are limited to the range -180 degrees to +180 degrees.</w:t>
-      </w:r>
-    </w:p>
-    <w:p>
-      <w:r>
-        <w:rPr>
-          <w:rFonts w:ascii="Verdana" w:hAnsi="Verdana"/>
-          <w:i/>
-          <w:sz w:val="14"/>
-        </w:rPr>
-        <w:t>Note 165: Vertical elements and pressure shall be used to define values of these elements independent of the element or variable denoting the vertical coordinate.</w:t>
-      </w:r>
-    </w:p>
-    <w:p>
-      <w:r>
-        <w:rPr>
-          <w:rFonts w:ascii="Verdana" w:hAnsi="Verdana"/>
-          <w:i/>
-          <w:sz w:val="14"/>
-        </w:rPr>
-        <w:t>Note 166: West longitude shall be assigned negative values.</w:t>
-      </w:r>
-    </w:p>
-    <w:p>
-      <w:r>
-        <w:rPr>
-          <w:rFonts w:ascii="Verdana" w:hAnsi="Verdana"/>
-          <w:i/>
-          <w:sz w:val="14"/>
-        </w:rPr>
-        <w:t>Note 167: West to east u-components shall be assigned positive values.</w:t>
-      </w:r>
-    </w:p>
-    <w:p>
-      <w:r>
-        <w:rPr>
-          <w:rFonts w:ascii="Verdana" w:hAnsi="Verdana"/>
-          <w:i/>
-          <w:sz w:val="14"/>
-        </w:rPr>
-        <w:t>Note 176: Where more than one time period or displacement is required to define complex time structures, they shall be defined in immediate succession, and the following ordering shall apply: ensemble period (if required), followed by forecast period (if required), followed by period for averaging or accumulation (if required).</w:t>
-      </w:r>
-    </w:p>
-    <w:p>
-      <w:r>
-        <w:rPr>
-          <w:rFonts w:ascii="Verdana" w:hAnsi="Verdana"/>
-          <w:i/>
-          <w:sz w:val="14"/>
-        </w:rPr>
-        <w:t>Note 178: Where the expression "period specified" is entered under element name, an appropriate period shall be specified using descriptors from Class 04.</w:t>
-      </w:r>
-    </w:p>
-    <w:p>
-      <w:r>
-        <w:rPr>
-          <w:rFonts w:ascii="Verdana" w:hAnsi="Verdana"/>
-          <w:i/>
-          <w:sz w:val="14"/>
-        </w:rPr>
-        <w:t>Note 179: Where values are accumulated or averaged (for example over a time period), the total number of values from which the accumulated or averaged values are obtained may be represented using reference 0 08 022.</w:t>
-      </w:r>
-    </w:p>
-    <w:p>
-      <w:r>
-        <w:rPr>
-          <w:rFonts w:ascii="Verdana" w:hAnsi="Verdana"/>
-          <w:i/>
-          <w:sz w:val="14"/>
-        </w:rPr>
-        <w:t>Note 180: Wind reporting standards: Speed Direction No observation Missing Missing Calm 0 0 Normal observation &gt; 0 1° - 360° Speed only &gt; 0 Missing Direction only Missing 1°-360° "Light and variable" &gt; 0 0</w:t>
-      </w:r>
-    </w:p>
-    <w:p>
-      <w:r>
-        <w:rPr>
-          <w:rFonts w:ascii="Verdana" w:hAnsi="Verdana"/>
-          <w:i/>
-          <w:sz w:val="14"/>
-        </w:rPr>
-        <w:t>Note 181: Wind waves and waves reporting standards:Observation Speed Direction No observation Missing Missing Calm 0 0 Normal observation &gt;0 1-360 Speed only &gt;0 Missing Direction only Missing 1-360"Light and variable" &gt;0 0</w:t>
-      </w:r>
-    </w:p>
     <w:sectPr>
       <w:pgSz w:w="16838" w:h="11906" w:orient="landscape"/>
       <w:pgMar w:top="850" w:right="850" w:bottom="850" w:left="850" w:header="720" w:footer="720" w:gutter="0"/>
